--- a/New file.docx
+++ b/New file.docx
@@ -83,7 +83,23 @@
             <w14:round/>
           </w14:textOutline>
         </w:rPr>
-        <w:t>ACM x ETHOS: Building a Modern Personal Portfolio Website in 10 Minutes</w:t>
+        <w:t>Animate the Images</w:t>
+      </w:r>
+      <w:r>
+        <w:rPr>
+          <w:color w:val="000000" w:themeColor="text1"/>
+          <w14:shadow w14:blurRad="38100" w14:dist="19050" w14:dir="2700000" w14:sx="100000" w14:sy="100000" w14:kx="0" w14:ky="0" w14:algn="tl">
+            <w14:schemeClr w14:val="dk1">
+              <w14:alpha w14:val="60000"/>
+            </w14:schemeClr>
+          </w14:shadow>
+          <w14:textOutline w14:w="0" w14:cap="flat" w14:cmpd="sng" w14:algn="ctr">
+            <w14:noFill/>
+            <w14:prstDash w14:val="solid"/>
+            <w14:round/>
+          </w14:textOutline>
+        </w:rPr>
+        <w:t>.</w:t>
       </w:r>
     </w:p>
     <w:sectPr>
@@ -793,7 +809,6 @@
   <w:style w:type="character" w:default="1" w:styleId="DefaultParagraphFont">
     <w:name w:val="Default Paragraph Font"/>
     <w:uiPriority w:val="1"/>
-    <w:semiHidden/>
     <w:unhideWhenUsed/>
   </w:style>
   <w:style w:type="table" w:default="1" w:styleId="TableNormal">
